--- a/journal_submission/main_manuscript_cnp.docx
+++ b/journal_submission/main_manuscript_cnp.docx
@@ -335,7 +335,7 @@
     </w:p>
     <w:p>
       <w:r>
-        <w:t>in which acute-mTBI participants underwent combined resting and auditory-oddball EEG within days of</w:t>
+        <w:t>in which sub-acute/early post-injury mTBI participants underwent combined resting and auditory-oddball EEG within days of</w:t>
       </w:r>
     </w:p>
     <w:p>
@@ -430,12 +430,12 @@
     </w:p>
     <w:p>
       <w:r>
-        <w:t xml:space="preserve">  resting blocks; acute mTBI, controls, and a chronic-TBI arm; three sessions; longitudinal</w:t>
-      </w:r>
-    </w:p>
-    <w:p>
-      <w:r>
-        <w:t xml:space="preserve">  clinical outcomes for the acute-mTBI/control cohort. DOI 10.18112/openneuro.ds003522.v1.1.0.</w:t>
+        <w:t xml:space="preserve">  resting blocks; sub-acute/early post-injury mTBI, controls, and a chronic-TBI arm; three sessions; longitudinal</w:t>
+      </w:r>
+    </w:p>
+    <w:p>
+      <w:r>
+        <w:t xml:space="preserve">  clinical outcomes for the sub-acute/early post-injury mTBI/control cohort. DOI 10.18112/openneuro.ds003522.v1.1.0.</w:t>
       </w:r>
     </w:p>
     <w:p>
@@ -443,12 +443,12 @@
         <w:pStyle w:val="ListBullet"/>
       </w:pPr>
       <w:r>
-        <w:t>ds005114 (designated replication) [21]. DPX (dot-pattern expectancy) cognitive-control task;</w:t>
-      </w:r>
-    </w:p>
-    <w:p>
-      <w:r>
-        <w:t xml:space="preserve">  acute mTBI/control; assessed for replication feasibility.</w:t>
+        <w:t>ds005114 (designated replication) [16]. DPX (dot-pattern expectancy) cognitive-control task;</w:t>
+      </w:r>
+    </w:p>
+    <w:p>
+      <w:r>
+        <w:t xml:space="preserve">  sub-acute/early post-injury mTBI/control; assessed for replication feasibility.</w:t>
       </w:r>
     </w:p>
     <w:p>
@@ -456,7 +456,7 @@
         <w:pStyle w:val="ListBullet"/>
       </w:pPr>
       <w:r>
-        <w:t>ds003523 (designated replication) [22]. Visual working-memory task; acute TBI/control; assessed</w:t>
+        <w:t>ds003523 (designated replication) [17]. Visual working-memory task; acute TBI/control; assessed</w:t>
       </w:r>
     </w:p>
     <w:p>
@@ -469,7 +469,7 @@
         <w:pStyle w:val="ListBullet"/>
       </w:pPr>
       <w:r>
-        <w:t>ds003490 (paradigm reference) [26]. Same three-stimulus oddball + rest paradigm but a</w:t>
+        <w:t>ds003490 (paradigm reference) [18]. Same three-stimulus oddball + rest paradigm but a</w:t>
       </w:r>
     </w:p>
     <w:p>
@@ -565,31 +565,7 @@
     </w:p>
     <w:p>
       <w:r>
-        <w:t>(Supplement). The discovery cohort comprised acute-mTBI participants with a usable Session-1 EEG and</w:t>
-      </w:r>
-    </w:p>
-    <w:p>
-      <w:r>
-        <w:t>a non-missing Session-3 outcome (</w:t>
-      </w:r>
-      <w:r>
-        <w:rPr>
-          <w:b/>
-        </w:rPr>
-        <w:t>n = 25</w:t>
-      </w:r>
-      <w:r>
-        <w:t>). Effective analytic samples were 25 (resting-only</w:t>
-      </w:r>
-    </w:p>
-    <w:p>
-      <w:r>
-        <w:t>models), 21 (ERP and combined models; see §2.7), and 20 (a prespecified sensitivity excluding one</w:t>
-      </w:r>
-    </w:p>
-    <w:p>
-      <w:r>
-        <w:t>participant with limited eyes-open data).</w:t>
+        <w:t>(Supplement). The source README describes the longitudinal group as sub-acute mTBI at Session 1, whereas the dataset title uses acute TBI. In local clinical metadata, the 44 ds003522 Group-0 participants with Session-1 EEG spanned 1-16 days since injury (median 11; the README describes 3-14 days). We therefore use sub-acute/early post-injury mTBI for the discovery cohort. The cohort comprised Group-0 participants with a usable Session-1 EEG and a non-missing Session-3 outcome (n = 25). Effective analytic samples were 25 (resting-only models), 21 (ERP and primary combined models; see §2.7), and 20 in the prespecified eyes-open-low sensitivity excluding sub-068. The locked plan's combined-panel N = 20 is retained as a transparent execution-note discrepancy: sub-068 had valid eyes-closed rest and reliable ERP features and was therefore retained in the primary n = 21 analysis.</w:t>
       </w:r>
     </w:p>
     <w:p>
@@ -1044,7 +1020,7 @@
     </w:p>
     <w:p>
       <w:r>
-        <w:t>From the acute-mTBI arm of ds003522, 25 participants had a usable Session-1 EEG and a Session-3 NSI</w:t>
+        <w:t>From the sub-acute/early post-injury mTBI arm of ds003522, 25 participants had a usable Session-1 EEG and a Session-3 NSI</w:t>
       </w:r>
     </w:p>
     <w:p>
@@ -1491,12 +1467,12 @@
     </w:p>
     <w:p>
       <w:r>
-        <w:t>(doi:10.18112/openneuro.ds005114.v1.0.0) [21], ds003523 (doi:10.18112/openneuro.ds003523.v1.1.0)</w:t>
-      </w:r>
-    </w:p>
-    <w:p>
-      <w:r>
-        <w:t>[22], and ds003490 (doi:10.18112/openneuro.ds003490.v1.1.0) [18]. No new human data were collected.</w:t>
+        <w:t>(doi:10.18112/openneuro.ds005114.v1.0.0) [16], ds003523 (doi:10.18112/openneuro.ds003523.v1.1.0)</w:t>
+      </w:r>
+    </w:p>
+    <w:p>
+      <w:r>
+        <w:t>[17], and ds003490 (doi:10.18112/openneuro.ds003490.v1.1.0) [18]. No new human data were collected.</w:t>
       </w:r>
     </w:p>
     <w:p>
@@ -1520,7 +1496,7 @@
     <w:p>
       <w:pPr/>
       <w:r>
-        <w:t>Analysis code and derived manuscript materials (download, identity resolution, preprocessing, feature extraction, frozen cross-validation folds, models, figures, and manuscript-supporting materials) are available in the public GitHub repository: https://github.com/blakepi/openneuro-tbi-eeg-biomarker-reanalysis. The reviewer-facing submission package is prepared for GitHub release v1.0.0-cnp-submission; the exact archived commit is the commit targeted by that release tag. Raw EEG data are publicly available from OpenNeuro and are not redistributed in the code repository. The repository is released under the MIT License; the locked analysis plan and machine-readable bibliography files are included. A Zenodo DOI will be added if minted before final journal upload.</w:t>
+        <w:t>Analysis code and derived manuscript materials (download, identity resolution, preprocessing, feature extraction, frozen cross-validation folds, models, figures, and manuscript-supporting materials) are available in the public GitHub repository: https://github.com/blakepi/openneuro-tbi-eeg-biomarker-reanalysis. The reviewer-facing GitHub release v1.0.0-cnp-submission is archived on Zenodo at https://doi.org/10.5281/zenodo.20682573 (DOI: 10.5281/zenodo.20682573); the release tag resolves to commit ac84ad461197c20a7af7caeac7b293d6f1133d98. Raw EEG data are publicly available from OpenNeuro and are not redistributed in the code repository. The repository is released under the MIT License; the locked analysis plan and machine-readable bibliography files are included.</w:t>
       </w:r>
     </w:p>
     <w:p>
@@ -2337,10 +2313,7 @@
           </w:tcPr>
           <w:p>
             <w:r>
-              <w:rPr>
-                <w:sz w:val="18"/>
-              </w:rPr>
-              <w:t>acute mTBI / control / chronic TBI</w:t>
+              <w:t>sub-acute/early post-injury mTBI / control / chronic TBI</w:t>
             </w:r>
           </w:p>
         </w:tc>
@@ -2850,10 +2823,7 @@
           </w:tcPr>
           <w:p>
             <w:r>
-              <w:rPr>
-                <w:sz w:val="18"/>
-              </w:rPr>
-              <w:t>acute mTBI + control + chronic TBI</w:t>
+              <w:t>sub-acute/early post-injury mTBI + control + chronic TBI</w:t>
             </w:r>
           </w:p>
         </w:tc>
@@ -6529,8 +6499,6 @@
         <w:t>All numeric values in these tables are reproduced from the frozen analysis outputs in outputs/analysis/ and outputs/metadata_summary_tables.</w:t>
       </w:r>
     </w:p>
-    <w:p/>
-    <w:p/>
     <w:sectPr>
       <w:headerReference w:type="default" r:id="rId9"/>
       <w:footerReference w:type="default" r:id="rId10"/>
